--- a/Docs/Capstone_Project/02_Stage_Workbooks/Stage_5_PRD_Revision_Log.docx
+++ b/Docs/Capstone_Project/02_Stage_Workbooks/Stage_5_PRD_Revision_Log.docx
@@ -4763,23 +4763,10 @@
             </w:tcBorders>
           </w:tcPr>
           <w:p>
-            <w:pPr>
-              <w:spacing w:before="50" w:after="50"/>
-              <w:rPr>
-                <w:lang w:val="en-IN"/>
-              </w:rPr>
-            </w:pPr>
-            <w:r>
-              <w:rPr>
-                <w:lang w:val="en-IN"/>
-              </w:rPr>
-              <w:t>That a 3-second reply was a software target. Two or three provider round trips make it a provider target; the local pipeline is 0.5 s.</w:t>
-            </w:r>
-          </w:p>
-          <w:p>
-            <w:pPr>
-              <w:spacing w:before="50" w:after="50"/>
-            </w:pPr>
+            <w:r/>
+            <w:r>
+              <w:t>That the requirements I could not measure were still requirements. Version one assumed a small free-tier model would classify 22 intents at 85 per cent precision, that a retrieval threshold could tell me no article existed, that three seconds was a software target, and that embedding similarity was a grounding check. All four were beliefs without a number beside them; the first measurement of each (71 per cent accuracy, a feature request scoring like the article it asks to change, a 10-second provider round trip, an inverted fact passing the check) overturned it within an hour. The one I most misunderstood was latency: two or three provider calls per ticket make it a provider target, not a pipeline target; the local pipeline runs in 0.5 s.</w:t>
+            </w:r>
           </w:p>
         </w:tc>
       </w:tr>
@@ -4822,23 +4809,10 @@
             <w:shd w:val="clear" w:color="auto" w:fill="F4F4F7"/>
           </w:tcPr>
           <w:p>
-            <w:pPr>
-              <w:spacing w:before="50" w:after="50"/>
-              <w:rPr>
-                <w:lang w:val="en-IN"/>
-              </w:rPr>
-            </w:pPr>
-            <w:r>
-              <w:rPr>
-                <w:lang w:val="en-IN"/>
-              </w:rPr>
-              <w:t>Latency: timing one live provider call during the setup step.</w:t>
-            </w:r>
-          </w:p>
-          <w:p>
-            <w:pPr>
-              <w:spacing w:before="50" w:after="50"/>
-            </w:pPr>
+            <w:r/>
+            <w:r>
+              <w:t>Timing one live provider call during the setup step would have moved the 3-second target from the requirements to the risk register a week earlier. Running the classifier prompt on 50 development tickets before writing FR-02 would have shown the 71 per cent figure before the neighbour vote was an afterthought. Plotting the top retrieval score for answerable against non-answerable tickets, which took ten minutes in B-04, would have rewritten FR-04 before it was written.</w:t>
+            </w:r>
           </w:p>
         </w:tc>
       </w:tr>
@@ -4879,23 +4853,10 @@
             </w:tcBorders>
           </w:tcPr>
           <w:p>
-            <w:pPr>
-              <w:spacing w:before="50" w:after="50"/>
-              <w:rPr>
-                <w:lang w:val="en-IN"/>
-              </w:rPr>
-            </w:pPr>
-            <w:r>
-              <w:rPr>
-                <w:lang w:val="en-IN"/>
-              </w:rPr>
-              <w:t>Run the end-to-end harness on 20 real tickets on day one, not after B-10 (the first live run exposed three false blocks, the memorised intent figure and the missing reconcile call).</w:t>
-            </w:r>
-          </w:p>
-          <w:p>
-            <w:pPr>
-              <w:spacing w:before="50" w:after="50"/>
-            </w:pPr>
+            <w:r/>
+            <w:r>
+              <w:t>Run the end-to-end harness on 20 real tickets on the first build day and keep it running after every item. The first full run found three defects that 106 passing unit tests had not: an intent accuracy of exactly 1.0 that was the classifier finding each ticket in its own memory, a reconciliation check the harness never called, and 43 blocked drafts of which 37 were wrong. Set up continuous integration before the build rather than after; it caught the four ungitted prompt files on the first push, and I would not have. Put a measurement plan beside every assumption in the PRD, with the number that would falsify it, so the revision log is planned rather than reconstructed.</w:t>
+            </w:r>
           </w:p>
         </w:tc>
       </w:tr>
@@ -4938,23 +4899,10 @@
             <w:shd w:val="clear" w:color="auto" w:fill="F4F4F7"/>
           </w:tcPr>
           <w:p>
-            <w:pPr>
-              <w:spacing w:before="50" w:after="50"/>
-              <w:rPr>
-                <w:lang w:val="en-IN"/>
-              </w:rPr>
-            </w:pPr>
-            <w:r>
-              <w:rPr>
-                <w:lang w:val="en-IN"/>
-              </w:rPr>
-              <w:t>False-block rate of 2 to 3%: needs agent review of blocked drafts in a pilot.</w:t>
-            </w:r>
-          </w:p>
-          <w:p>
-            <w:pPr>
-              <w:spacing w:before="50" w:after="50"/>
-            </w:pPr>
+            <w:r/>
+            <w:r>
+              <w:t>Whether the automatic answers on tickets the labellers would have escalated (95 of 114 routing disagreements) are good answers or confident ones; only a pilot with agents reviewing a sample can settle it. Whether the 2 to 3 per cent false-block rate of the grounding guardrail is acceptable to agents, which needs the same review of blocked drafts. Whether the non-fluent retrieval gap (88.5 against 94.8 per cent on the development set) is real, which needs a larger sample with intervals that separate. And the client's policy on billing and data-residency tickets, which needs Daniel and Marcus, not more data.</w:t>
+            </w:r>
           </w:p>
         </w:tc>
       </w:tr>
